--- a/samiulAsumel.cv/Samiul_Alam_Sumel_Freelance_CV.docx
+++ b/samiulAsumel.cv/Samiul_Alam_Sumel_Freelance_CV.docx
@@ -805,7 +805,7 @@
           <w:color w:val="2A2A2A"/>
           <w:sz w:val="19"/>
         </w:rPr>
-        <w:t>HTML5 (Semantic), CSS3, Responsive Design, Flexbox, CSS Grid, Tailwind CSS, DaisyUI, JavaScript (ES6+), DOM &amp; Events, Fetch &amp; Promises, Async/Await, Array/Object Methods, ES Modules</w:t>
+        <w:t>HTML5 (Semantic), CSS3, Responsive Design, Tailwind CSS, DaisyUI, JavaScript (ES6+), DOM &amp; Events, Fetch &amp; Promises / Async-Await, Array/Object Methods, ES Modules</w:t>
       </w:r>
     </w:p>
     <w:p>
@@ -826,7 +826,7 @@
           <w:color w:val="2A2A2A"/>
           <w:sz w:val="19"/>
         </w:rPr>
-        <w:t>Own: React (Hooks, Context), React Router, React Hook Form. AI-assisted: TanStack Query, Axios, Next.js App Router, NextAuth</w:t>
+        <w:t>Own: React (Hooks, Context), React Router, React Hook Form. AI-assisted: TanStack Query, Axios (incl. Interceptors), Next.js App Router, NextAuth</w:t>
       </w:r>
     </w:p>
     <w:p>
@@ -847,7 +847,7 @@
           <w:color w:val="2A2A2A"/>
           <w:sz w:val="19"/>
         </w:rPr>
-        <w:t>Own: Git/GitHub, deployment (Cloudflare Pages/Firebase/Netlify). AI-assisted: Node.js/Express, REST APIs, MongoDB (Atlas), Aggregation Pipeline, JWT/Firebase Auth, Next.js API Routes, Stripe Payments</w:t>
+        <w:t>Own: Git &amp; GitHub (Branching, PRs), deployment (Cloudflare Pages/Firebase/Netlify). AI-assisted: Node.js &amp; Express, REST APIs (CRUD), MongoDB (Atlas), Aggregation Pipeline, JWT Auth, Firebase Auth &amp; Admin SDK, Next.js API Routes, Stripe Payments, Pagination &amp; Search</w:t>
       </w:r>
     </w:p>
     <w:p>

--- a/samiulAsumel.cv/Samiul_Alam_Sumel_Freelance_CV.docx
+++ b/samiulAsumel.cv/Samiul_Alam_Sumel_Freelance_CV.docx
@@ -160,7 +160,7 @@
     </w:p>
     <w:p>
       <w:pPr>
-        <w:spacing w:before="180" w:after="60"/>
+        <w:spacing w:before="140" w:after="60"/>
         <w:pBdr>
           <w:bottom w:val="single" w:sz="6" w:space="2" w:color="B8862A"/>
         </w:pBdr>
@@ -296,7 +296,7 @@
     </w:p>
     <w:p>
       <w:pPr>
-        <w:spacing w:before="180" w:after="60"/>
+        <w:spacing w:before="140" w:after="60"/>
         <w:pBdr>
           <w:bottom w:val="single" w:sz="6" w:space="2" w:color="B8862A"/>
         </w:pBdr>
@@ -372,7 +372,7 @@
     </w:p>
     <w:p>
       <w:pPr>
-        <w:spacing w:before="180" w:after="60"/>
+        <w:spacing w:before="140" w:after="60"/>
         <w:pBdr>
           <w:bottom w:val="single" w:sz="6" w:space="2" w:color="B8862A"/>
         </w:pBdr>
@@ -388,7 +388,7 @@
     </w:p>
     <w:p>
       <w:pPr>
-        <w:spacing w:before="100" w:after="20"/>
+        <w:spacing w:before="80" w:after="20"/>
       </w:pPr>
       <w:r>
         <w:rPr>
@@ -465,7 +465,7 @@
     </w:p>
     <w:p>
       <w:pPr>
-        <w:spacing w:after="80" w:line="252" w:lineRule="auto"/>
+        <w:spacing w:after="60" w:line="252" w:lineRule="auto"/>
         <w:jc w:val="both"/>
       </w:pPr>
       <w:r>
@@ -479,7 +479,7 @@
     </w:p>
     <w:p>
       <w:pPr>
-        <w:spacing w:before="100" w:after="20"/>
+        <w:spacing w:before="80" w:after="20"/>
       </w:pPr>
       <w:r>
         <w:rPr>
@@ -556,7 +556,7 @@
     </w:p>
     <w:p>
       <w:pPr>
-        <w:spacing w:after="80" w:line="252" w:lineRule="auto"/>
+        <w:spacing w:after="60" w:line="252" w:lineRule="auto"/>
         <w:jc w:val="both"/>
       </w:pPr>
       <w:r>
@@ -570,7 +570,7 @@
     </w:p>
     <w:p>
       <w:pPr>
-        <w:spacing w:before="100" w:after="20"/>
+        <w:spacing w:before="80" w:after="20"/>
       </w:pPr>
       <w:r>
         <w:rPr>
@@ -647,7 +647,7 @@
     </w:p>
     <w:p>
       <w:pPr>
-        <w:spacing w:after="80" w:line="252" w:lineRule="auto"/>
+        <w:spacing w:after="60" w:line="252" w:lineRule="auto"/>
         <w:jc w:val="both"/>
       </w:pPr>
       <w:r>
@@ -661,7 +661,7 @@
     </w:p>
     <w:p>
       <w:pPr>
-        <w:spacing w:before="100" w:after="20"/>
+        <w:spacing w:before="80" w:after="20"/>
       </w:pPr>
       <w:r>
         <w:rPr>
@@ -738,7 +738,7 @@
     </w:p>
     <w:p>
       <w:pPr>
-        <w:spacing w:after="80" w:line="252" w:lineRule="auto"/>
+        <w:spacing w:after="60" w:line="252" w:lineRule="auto"/>
         <w:jc w:val="both"/>
       </w:pPr>
       <w:r>
@@ -752,7 +752,7 @@
     </w:p>
     <w:p>
       <w:pPr>
-        <w:spacing w:before="180" w:after="60"/>
+        <w:spacing w:before="140" w:after="60"/>
         <w:pBdr>
           <w:bottom w:val="single" w:sz="6" w:space="2" w:color="B8862A"/>
         </w:pBdr>
@@ -873,7 +873,7 @@
     </w:p>
     <w:p>
       <w:pPr>
-        <w:spacing w:before="180" w:after="60"/>
+        <w:spacing w:before="140" w:after="60"/>
         <w:pBdr>
           <w:bottom w:val="single" w:sz="6" w:space="2" w:color="B8862A"/>
         </w:pBdr>
@@ -903,7 +903,7 @@
     </w:p>
     <w:p>
       <w:pPr>
-        <w:spacing w:before="180" w:after="60"/>
+        <w:spacing w:before="140" w:after="60"/>
         <w:pBdr>
           <w:bottom w:val="single" w:sz="6" w:space="2" w:color="B8862A"/>
         </w:pBdr>
@@ -971,7 +971,7 @@
     </w:p>
     <w:p>
       <w:pPr>
-        <w:spacing w:before="180" w:after="60"/>
+        <w:spacing w:before="140" w:after="60"/>
         <w:pBdr>
           <w:bottom w:val="single" w:sz="6" w:space="2" w:color="B8862A"/>
         </w:pBdr>
@@ -1029,7 +1029,7 @@
     </w:p>
     <w:sectPr>
       <w:pgSz w:w="12240" w:h="15840"/>
-      <w:pgMar w:top="461" w:right="792" w:bottom="360" w:left="792" w:header="720" w:footer="720" w:gutter="0"/>
+      <w:pgMar w:top="403" w:right="749" w:bottom="288" w:left="749" w:header="720" w:footer="720" w:gutter="0"/>
       <w:cols w:space="720"/>
       <w:docGrid w:linePitch="360"/>
     </w:sectPr>

--- a/samiulAsumel.cv/Samiul_Alam_Sumel_Freelance_CV.docx
+++ b/samiulAsumel.cv/Samiul_Alam_Sumel_Freelance_CV.docx
@@ -155,7 +155,7 @@
           <w:color w:val="2A2A2A"/>
           <w:sz w:val="18"/>
         </w:rPr>
-        <w:t>Send the workflow and the problem — I identify what's actually going wrong, using 12+ years of port operations experience, then design, build, and deploy the solution: frontend independently, backend/data work with AI-assisted development (Claude Code). Every build gets a second pass — rebuilt from memory, no AI, then explained back before I call it done. An AI Product Engineer (React/Next.js, Node.js/Express, MongoDB) who worked through a large part of an intensive full-stack curriculum, backed by 3 live web apps built for real daily use — not demos. Available for freelance and contract work worldwide, no time zone constraints.</w:t>
+        <w:t>Describe the workflow and where it breaks down — I ask questions until the requirement is clear and written down, using 12+ years of port operations experience to judge what actually fits, then design, build, and deploy the solution: frontend independently, backend/data work with AI-assisted development (Claude Code). For a company or industry, the goal is usually the same: find the manual step in a process that already runs — a paper form, a shared spreadsheet, a hand calculation — and replace it with a deployed tool the whole team can use. Every build gets a second pass — rebuilt from memory, no AI, then explained back before I call it done. An AI Product Engineer (React/Next.js, Node.js/Express, MongoDB) who worked through a large part of an intensive full-stack curriculum, backed by 3 live web apps built for real daily use — not demos. Available for freelance and contract work worldwide, no time zone constraints.</w:t>
       </w:r>
     </w:p>
     <w:p>
@@ -198,7 +198,7 @@
           <w:color w:val="2A2A2A"/>
           <w:sz w:val="19"/>
         </w:rPr>
-        <w:t>React/Next.js on the frontend, Node.js/Express + MongoDB on the backend — REST APIs, JWT/Firebase authentication, and Stripe payments when the job needs them.</w:t>
+        <w:t>React/Next.js on the frontend, Node.js/Express + MongoDB on the backend — REST APIs, JWT/Firebase authentication, and Stripe payments when the job needs them. Scope starts from a written, agreed requirement, not a guess.</w:t>
       </w:r>
     </w:p>
     <w:p>
@@ -238,7 +238,7 @@
           <w:color w:val="2A2A2A"/>
           <w:sz w:val="19"/>
         </w:rPr>
-        <w:t>Custom billing calculators, tracking dashboards, and operational tools — the same kind of tool built to solve real problems at my own workplace.</w:t>
+        <w:t>Custom billing calculators, tracking dashboards, and operational tools — the same kind of tool built to solve real problems at my own workplace, after talking through exactly how the numbers are supposed to work with the people who use them.</w:t>
       </w:r>
     </w:p>
     <w:p>
@@ -292,6 +292,46 @@
           <w:sz w:val="18"/>
         </w:rPr>
         <w:t>✓ Proven with 3 tools converted from manual/Excel processes.</w:t>
+      </w:r>
+    </w:p>
+    <w:p>
+      <w:pPr>
+        <w:spacing w:before="120" w:after="20"/>
+      </w:pPr>
+      <w:r>
+        <w:rPr>
+          <w:b/>
+          <w:color w:val="1E3A5F"/>
+          <w:sz w:val="20"/>
+        </w:rPr>
+        <w:t>Manual Process Automation</w:t>
+      </w:r>
+    </w:p>
+    <w:p>
+      <w:pPr>
+        <w:spacing w:after="20" w:line="252" w:lineRule="auto"/>
+        <w:jc w:val="both"/>
+      </w:pPr>
+      <w:r>
+        <w:rPr>
+          <w:i w:val="0"/>
+          <w:color w:val="2A2A2A"/>
+          <w:sz w:val="19"/>
+        </w:rPr>
+        <w:t>For any company or industry: map how a process actually runs today, find the step still done by hand, and replace it with a deployed tool the whole team can use, not just a one-off script.</w:t>
+      </w:r>
+    </w:p>
+    <w:p>
+      <w:pPr>
+        <w:spacing w:after="60" w:line="252" w:lineRule="auto"/>
+      </w:pPr>
+      <w:r>
+        <w:rPr>
+          <w:i/>
+          <w:color w:val="B8862A"/>
+          <w:sz w:val="18"/>
+        </w:rPr>
+        <w:t>✓ portbill, otbill, and carview each replaced a specific manual step and are still in daily use.</w:t>
       </w:r>
     </w:p>
     <w:p>

--- a/samiulAsumel.cv/Samiul_Alam_Sumel_Freelance_CV.docx
+++ b/samiulAsumel.cv/Samiul_Alam_Sumel_Freelance_CV.docx
@@ -155,7 +155,7 @@
           <w:color w:val="2A2A2A"/>
           <w:sz w:val="18"/>
         </w:rPr>
-        <w:t>Describe the workflow and where it breaks down — I ask questions until the requirement is clear and written down, using 12+ years of port operations experience to judge what actually fits, then design, build, and deploy the solution: frontend independently, backend/data work with AI-assisted development (Claude Code). For a company or industry, the goal is usually the same: find the manual step in a process that already runs — a paper form, a shared spreadsheet, a hand calculation — and replace it with a deployed tool the whole team can use. Every build gets a second pass — rebuilt from memory, no AI, then explained back before I call it done. An AI Product Engineer (React/Next.js, Node.js/Express, MongoDB) who worked through a large part of an intensive full-stack curriculum, backed by 3 live web apps built for real daily use — not demos. Available for freelance and contract work worldwide, no time zone constraints.</w:t>
+        <w:t>Describe the workflow and where it breaks down — I ask questions until the requirement is clear and written down, using 12+ years of port operations experience to judge what actually fits, then design, build, and deploy the solution: frontend independently, backend/data work with AI-assisted development (Claude Code). For a company or industry, the goal is usually the same: find the manual step in a process that already runs — a paper form, a shared spreadsheet, a hand calculation — and replace it with a deployed tool the whole team can use. Every build gets manually tested against the real business rules and explained back before I call it done. An AI Product Engineer (React/Next.js, Node.js/Express, MongoDB) who worked through a large part of an intensive full-stack curriculum, backed by 3 live web apps built for real daily use — not demos. Available for freelance and contract work worldwide, no time zone constraints.</w:t>
       </w:r>
     </w:p>
     <w:p>

--- a/samiulAsumel.cv/Samiul_Alam_Sumel_Freelance_CV.docx
+++ b/samiulAsumel.cv/Samiul_Alam_Sumel_Freelance_CV.docx
@@ -155,7 +155,7 @@
           <w:color w:val="2A2A2A"/>
           <w:sz w:val="18"/>
         </w:rPr>
-        <w:t>Describe the workflow and where it breaks down — I ask questions until the requirement is clear and written down, using 12+ years of port operations experience to judge what actually fits, then design, build, and deploy the solution: frontend independently, backend/data work with AI-assisted development (Claude Code). For a company or industry, the goal is usually the same: find the manual step in a process that already runs — a paper form, a shared spreadsheet, a hand calculation — and replace it with a deployed tool the whole team can use. Every build gets manually tested against the real business rules and explained back before I call it done. An AI Product Engineer (React/Next.js, Node.js/Express, MongoDB) who worked through a large part of an intensive full-stack curriculum, backed by 3 live web apps built for real daily use — not demos. Available for freelance and contract work worldwide, no time zone constraints.</w:t>
+        <w:t>Describe the workflow and where it breaks down — I ask questions until the requirement is clear and written down, using 12+ years of port operations experience to judge what actually fits, then design, build, and deploy the solution: frontend independently, backend/data work with AI-assisted development (Claude Code). For a company or industry, the goal is usually the same: find the manual step in a process that already runs — a paper form, a shared spreadsheet, a hand calculation — and replace it with a deployed tool the whole team can use. Every build gets manually tested against the real business rules and explained back before I call it done. An AI Product Engineer (React/Next.js, Node.js/Express, MongoDB) who worked through a large part of an intensive full-stack curriculum, backed by 3 live web apps built for real daily use, not demos, and publicly verifiable on GitHub. Available for freelance and contract work worldwide, no time zone constraints.</w:t>
       </w:r>
     </w:p>
     <w:p>
